--- a/tests/fixtures/docx/textbox-inspection.docx
+++ b/tests/fixtures/docx/textbox-inspection.docx
@@ -54,7 +54,20 @@
   <w:footnote w:id="7">
     <w:p>
       <w:r>
-        <w:t>Note de bas de page synthétique.</w:t>
+        <w:t>Note de bas de page </w:t>
+      </w:r>
+      <w:r>
+        <w:rPr>
+          <w:i/>
+        </w:rPr>
+        <w:t>italique</w:t>
+        <w:br/>
+        <w:t>avec saut.</w:t>
+      </w:r>
+    </w:p>
+    <w:p>
+      <w:r>
+        <w:t>Second paragraphe de note.</w:t>
       </w:r>
     </w:p>
   </w:footnote>

--- a/tests/fixtures/docx/textbox-inspection.docx
+++ b/tests/fixtures/docx/textbox-inspection.docx
@@ -84,7 +84,10 @@
 <file path=word/numbering.xml><?xml version="1.0" encoding="utf-8"?>
 <w:numbering xmlns:w="http://schemas.openxmlformats.org/wordprocessingml/2006/main">
   <w:abstractNum w:abstractNumId="1">
-    <w:lvl w:ilvl="1"/>
+    <w:lvl w:ilvl="1">
+      <w:numFmt w:val="decimal"/>
+      <w:lvlText w:val="%2."/>
+    </w:lvl>
   </w:abstractNum>
   <w:num w:numId="42">
     <w:abstractNumId w:val="1"/>
